--- a/기획/Nereides_개발_구조와_역할_분담_초안_v0.1.docx
+++ b/기획/Nereides_개발_구조와_역할_분담_초안_v0.1.docx
@@ -147,7 +147,7 @@
           <w:b w:val="0"/>
           <w:sz w:val="21"/>
         </w:rPr>
-        <w:t>설계 목표는 게임 계산 초당 60회, 화면 출력은 매 프레임이다.</w:t>
+        <w:t>설계 목표는 게임 계산 초당 50회, 화면 출력은 매 프레임이다.</w:t>
         <w:br/>
         <w:t>전투 결과는 콘텐츠가 결정하고 HUD·효과·소리는 그 결과를 사용한다.</w:t>
       </w:r>
@@ -1438,7 +1438,7 @@
           <w:b w:val="0"/>
           <w:sz w:val="21"/>
         </w:rPr>
-        <w:t>엔진 저장소에는 객체·리소스·재생·충돌·에디터 기반이 있다. 고정 60Hz 루프, Sherlock 렌더와 실제 전투 연결은 별도 완료 확인이 필요하다. 다른 담당의 진행 상태는 회의에서 공유한다.</w:t>
+        <w:t>엔진 저장소에는 객체·리소스·재생·충돌·에디터 기반이 있다. 고정 50Hz 루프는 2026-10-12에 추가했다. Sherlock 렌더와 실제 전투 연결은 별도 완료 확인이 필요하다. 다른 담당의 진행 상태는 회의에서 공유한다.</w:t>
       </w:r>
     </w:p>
     <w:p>
